--- a/media/Текст Выступления.docx
+++ b/media/Текст Выступления.docx
@@ -68,55 +68,41 @@
           <w:rFonts w:ascii="Times New Roman" w:eastAsia="Times New Roman" w:hAnsi="Times New Roman" w:cs="Times New Roman"/>
           <w:lang w:eastAsia="zh-CN"/>
         </w:rPr>
-        <w:t xml:space="preserve"> </w:t>
+        <w:t xml:space="preserve"> Титов Андрей </w:t>
       </w:r>
       <w:r>
         <w:rPr>
           <w:rFonts w:ascii="Times New Roman" w:eastAsia="Times New Roman" w:hAnsi="Times New Roman" w:cs="Times New Roman"/>
           <w:lang w:eastAsia="zh-CN"/>
         </w:rPr>
-        <w:t xml:space="preserve">Титов Андрей </w:t>
+        <w:t xml:space="preserve">Дмитриевич. </w:t>
+      </w:r>
+      <w:r>
+        <w:rPr>
+          <w:rFonts w:ascii="Times New Roman" w:hAnsi="Times New Roman" w:cs="Times New Roman"/>
+        </w:rPr>
+        <w:t>Работу</w:t>
+      </w:r>
+      <w:r>
+        <w:rPr>
+          <w:rFonts w:ascii="Times New Roman" w:hAnsi="Times New Roman" w:cs="Times New Roman"/>
+        </w:rPr>
+        <w:t xml:space="preserve"> выполнил </w:t>
       </w:r>
       <w:r>
         <w:rPr>
           <w:rFonts w:ascii="Times New Roman" w:eastAsia="Times New Roman" w:hAnsi="Times New Roman" w:cs="Times New Roman"/>
           <w:lang w:eastAsia="zh-CN"/>
         </w:rPr>
-        <w:t xml:space="preserve">Дмитриевич. </w:t>
-      </w:r>
-      <w:r>
-        <w:rPr>
-          <w:rFonts w:ascii="Times New Roman" w:hAnsi="Times New Roman" w:cs="Times New Roman"/>
-        </w:rPr>
-        <w:t>Работу</w:t>
-      </w:r>
-      <w:r>
-        <w:rPr>
-          <w:rFonts w:ascii="Times New Roman" w:hAnsi="Times New Roman" w:cs="Times New Roman"/>
-        </w:rPr>
-        <w:t xml:space="preserve"> выполнил </w:t>
-      </w:r>
+        <w:t xml:space="preserve">Котельников Владислав </w:t>
+      </w:r>
+      <w:proofErr w:type="spellStart"/>
       <w:r>
         <w:rPr>
           <w:rFonts w:ascii="Times New Roman" w:eastAsia="Times New Roman" w:hAnsi="Times New Roman" w:cs="Times New Roman"/>
           <w:lang w:eastAsia="zh-CN"/>
         </w:rPr>
-        <w:t xml:space="preserve">Котельников Владислав </w:t>
-      </w:r>
-      <w:proofErr w:type="spellStart"/>
-      <w:r>
-        <w:rPr>
-          <w:rFonts w:ascii="Times New Roman" w:eastAsia="Times New Roman" w:hAnsi="Times New Roman" w:cs="Times New Roman"/>
-          <w:lang w:eastAsia="zh-CN"/>
-        </w:rPr>
-        <w:t>В</w:t>
-      </w:r>
-      <w:r>
-        <w:rPr>
-          <w:rFonts w:ascii="Times New Roman" w:eastAsia="Times New Roman" w:hAnsi="Times New Roman" w:cs="Times New Roman"/>
-          <w:lang w:eastAsia="zh-CN"/>
-        </w:rPr>
-        <w:t>усалович</w:t>
+        <w:t>Вусалович</w:t>
       </w:r>
       <w:proofErr w:type="spellEnd"/>
       <w:r>
@@ -871,7 +857,21 @@
         <w:rPr>
           <w:rFonts w:ascii="Times New Roman" w:hAnsi="Times New Roman" w:cs="Times New Roman"/>
         </w:rPr>
-        <w:t>Процесс 1 — «Приём и обработка запросов клиентов»: Здесь система получает заказы и данные о клиенте, а затем формирует запрос на желаемый товар или услугу.</w:t>
+        <w:t>Процесс 1 — «Приём и обработка запросов клиентов»</w:t>
+      </w:r>
+      <w:proofErr w:type="gramStart"/>
+      <w:r>
+        <w:rPr>
+          <w:rFonts w:ascii="Times New Roman" w:hAnsi="Times New Roman" w:cs="Times New Roman"/>
+        </w:rPr>
+        <w:t>: Здесь</w:t>
+      </w:r>
+      <w:proofErr w:type="gramEnd"/>
+      <w:r>
+        <w:rPr>
+          <w:rFonts w:ascii="Times New Roman" w:hAnsi="Times New Roman" w:cs="Times New Roman"/>
+        </w:rPr>
+        <w:t xml:space="preserve"> система получает заказы и данные о клиенте, а затем формирует запрос на желаемый товар или услугу.</w:t>
       </w:r>
     </w:p>
     <w:p>
@@ -917,7 +917,21 @@
         <w:rPr>
           <w:rFonts w:ascii="Times New Roman" w:hAnsi="Times New Roman" w:cs="Times New Roman"/>
         </w:rPr>
-        <w:t>Процесс 3 — «Заключение договора, оплата»: Это центральный процесс, где оформляется договор, производится оплата через банковскую систему и передаётся товар со склада. Здесь же создаются записи о продаже и контракте.</w:t>
+        <w:t>Процесс 3 — «Заключение договора, оплата»</w:t>
+      </w:r>
+      <w:proofErr w:type="gramStart"/>
+      <w:r>
+        <w:rPr>
+          <w:rFonts w:ascii="Times New Roman" w:hAnsi="Times New Roman" w:cs="Times New Roman"/>
+        </w:rPr>
+        <w:t>: Это</w:t>
+      </w:r>
+      <w:proofErr w:type="gramEnd"/>
+      <w:r>
+        <w:rPr>
+          <w:rFonts w:ascii="Times New Roman" w:hAnsi="Times New Roman" w:cs="Times New Roman"/>
+        </w:rPr>
+        <w:t xml:space="preserve"> центральный процесс, где оформляется договор, производится оплата через банковскую систему и передаётся товар со склада. Здесь же создаются записи о продаже и контракте.</w:t>
       </w:r>
     </w:p>
     <w:p>
@@ -1324,7 +1338,35 @@
         <w:rPr>
           <w:rFonts w:ascii="Times New Roman" w:hAnsi="Times New Roman" w:cs="Times New Roman"/>
         </w:rPr>
-        <w:t>Конкретные типы данных для каждого атрибута (например, NVARCHAR(100), INT, DECIMAL(10,2));</w:t>
+        <w:t xml:space="preserve">Конкретные типы данных для каждого атрибута (например, </w:t>
+      </w:r>
+      <w:proofErr w:type="gramStart"/>
+      <w:r>
+        <w:rPr>
+          <w:rFonts w:ascii="Times New Roman" w:hAnsi="Times New Roman" w:cs="Times New Roman"/>
+        </w:rPr>
+        <w:t>NVARCHAR(</w:t>
+      </w:r>
+      <w:proofErr w:type="gramEnd"/>
+      <w:r>
+        <w:rPr>
+          <w:rFonts w:ascii="Times New Roman" w:hAnsi="Times New Roman" w:cs="Times New Roman"/>
+        </w:rPr>
+        <w:t xml:space="preserve">100), INT, </w:t>
+      </w:r>
+      <w:proofErr w:type="gramStart"/>
+      <w:r>
+        <w:rPr>
+          <w:rFonts w:ascii="Times New Roman" w:hAnsi="Times New Roman" w:cs="Times New Roman"/>
+        </w:rPr>
+        <w:t>DECIMAL(</w:t>
+      </w:r>
+      <w:proofErr w:type="gramEnd"/>
+      <w:r>
+        <w:rPr>
+          <w:rFonts w:ascii="Times New Roman" w:hAnsi="Times New Roman" w:cs="Times New Roman"/>
+        </w:rPr>
+        <w:t>10,2));</w:t>
       </w:r>
     </w:p>
     <w:p>
@@ -1961,19 +2003,7 @@
         <w:rPr>
           <w:rFonts w:ascii="Times New Roman" w:hAnsi="Times New Roman" w:cs="Times New Roman"/>
         </w:rPr>
-        <w:t>На этом слайде представлены форм</w:t>
-      </w:r>
-      <w:r>
-        <w:rPr>
-          <w:rFonts w:ascii="Times New Roman" w:hAnsi="Times New Roman" w:cs="Times New Roman"/>
-        </w:rPr>
-        <w:t>ы</w:t>
-      </w:r>
-      <w:r>
-        <w:rPr>
-          <w:rFonts w:ascii="Times New Roman" w:hAnsi="Times New Roman" w:cs="Times New Roman"/>
-        </w:rPr>
-        <w:t xml:space="preserve"> редактирования данных — типовые окна, используемые для внесения изменений в справочники системы. Каждое окно соответствует конкретной сущности: тарифы, клиенты, салоны, сотрудники, товары и авторизация. В них отображаются все ключевые атрибуты, а внизу — кнопка «Изменить» для сохранения. Особое внимание уделено роли администратора: в форме авторизации виден выпадающий список уровней доступа (</w:t>
+        <w:t>На этом слайде представлены формы редактирования данных — типовые окна, используемые для внесения изменений в справочники системы. Каждое окно соответствует конкретной сущности: тарифы, клиенты, салоны, сотрудники, товары и авторизация. В них отображаются все ключевые атрибуты, а внизу — кнопка «Изменить» для сохранения. Особое внимание уделено роли администратора: в форме авторизации виден выпадающий список уровней доступа (</w:t>
       </w:r>
       <w:proofErr w:type="spellStart"/>
       <w:r>
@@ -2141,6 +2171,161 @@
         <w:spacing w:after="0" w:line="360" w:lineRule="auto"/>
         <w:ind w:firstLine="709"/>
         <w:contextualSpacing/>
+        <w:rPr>
+          <w:rFonts w:ascii="Times New Roman" w:hAnsi="Times New Roman" w:cs="Times New Roman"/>
+        </w:rPr>
+      </w:pPr>
+      <w:r>
+        <w:rPr>
+          <w:rFonts w:ascii="Times New Roman" w:hAnsi="Times New Roman" w:cs="Times New Roman"/>
+        </w:rPr>
+        <w:t>Для реализации системы был выбран современный и надёжный технологический стек:</w:t>
+      </w:r>
+      <w:r>
+        <w:rPr>
+          <w:rFonts w:ascii="Times New Roman" w:hAnsi="Times New Roman" w:cs="Times New Roman"/>
+        </w:rPr>
+        <w:br/>
+        <w:t>— C# и платформа .NET обеспечили кроссплатформенную гибкость и мощные средства разработки;</w:t>
+      </w:r>
+      <w:r>
+        <w:rPr>
+          <w:rFonts w:ascii="Times New Roman" w:hAnsi="Times New Roman" w:cs="Times New Roman"/>
+        </w:rPr>
+        <w:br/>
+        <w:t xml:space="preserve">— Windows </w:t>
+      </w:r>
+      <w:proofErr w:type="spellStart"/>
+      <w:r>
+        <w:rPr>
+          <w:rFonts w:ascii="Times New Roman" w:hAnsi="Times New Roman" w:cs="Times New Roman"/>
+        </w:rPr>
+        <w:t>Forms</w:t>
+      </w:r>
+      <w:proofErr w:type="spellEnd"/>
+      <w:r>
+        <w:rPr>
+          <w:rFonts w:ascii="Times New Roman" w:hAnsi="Times New Roman" w:cs="Times New Roman"/>
+        </w:rPr>
+        <w:t xml:space="preserve"> позволил быстро создать удобный десктопный интерфейс;</w:t>
+      </w:r>
+      <w:r>
+        <w:rPr>
+          <w:rFonts w:ascii="Times New Roman" w:hAnsi="Times New Roman" w:cs="Times New Roman"/>
+        </w:rPr>
+        <w:br/>
+        <w:t>— Microsoft SQL Server — проверенная реляционная СУБД, обеспечивающая целостность и производительность работы с данными;</w:t>
+      </w:r>
+      <w:r>
+        <w:rPr>
+          <w:rFonts w:ascii="Times New Roman" w:hAnsi="Times New Roman" w:cs="Times New Roman"/>
+        </w:rPr>
+        <w:br/>
+        <w:t xml:space="preserve">— </w:t>
+      </w:r>
+      <w:proofErr w:type="spellStart"/>
+      <w:r>
+        <w:rPr>
+          <w:rFonts w:ascii="Times New Roman" w:hAnsi="Times New Roman" w:cs="Times New Roman"/>
+        </w:rPr>
+        <w:t>Git</w:t>
+      </w:r>
+      <w:proofErr w:type="spellEnd"/>
+      <w:r>
+        <w:rPr>
+          <w:rFonts w:ascii="Times New Roman" w:hAnsi="Times New Roman" w:cs="Times New Roman"/>
+        </w:rPr>
+        <w:t xml:space="preserve"> использовался для управления версиями кода и совместной разработки.</w:t>
+      </w:r>
+    </w:p>
+    <w:p>
+      <w:pPr>
+        <w:tabs>
+          <w:tab w:val="left" w:pos="993"/>
+        </w:tabs>
+        <w:spacing w:after="0" w:line="360" w:lineRule="auto"/>
+        <w:ind w:firstLine="709"/>
+        <w:contextualSpacing/>
+        <w:rPr>
+          <w:rFonts w:ascii="Times New Roman" w:hAnsi="Times New Roman" w:cs="Times New Roman"/>
+        </w:rPr>
+      </w:pPr>
+      <w:r>
+        <w:rPr>
+          <w:rFonts w:ascii="Times New Roman" w:hAnsi="Times New Roman" w:cs="Times New Roman"/>
+        </w:rPr>
+        <w:t>Все инструменты выбраны с учётом требований к надёжности, поддержке и доступности для дальнейшего сопровождения системы.</w:t>
+      </w:r>
+    </w:p>
+    <w:p>
+      <w:pPr>
+        <w:tabs>
+          <w:tab w:val="left" w:pos="993"/>
+        </w:tabs>
+        <w:spacing w:after="0" w:line="360" w:lineRule="auto"/>
+        <w:ind w:firstLine="709"/>
+        <w:contextualSpacing/>
+        <w:jc w:val="both"/>
+        <w:rPr>
+          <w:rFonts w:ascii="Times New Roman" w:hAnsi="Times New Roman" w:cs="Times New Roman"/>
+        </w:rPr>
+      </w:pPr>
+    </w:p>
+    <w:p>
+      <w:pPr>
+        <w:tabs>
+          <w:tab w:val="left" w:pos="993"/>
+        </w:tabs>
+        <w:spacing w:after="0" w:line="360" w:lineRule="auto"/>
+        <w:ind w:firstLine="709"/>
+        <w:contextualSpacing/>
+        <w:jc w:val="both"/>
+        <w:rPr>
+          <w:rFonts w:ascii="Times New Roman" w:hAnsi="Times New Roman" w:cs="Times New Roman"/>
+        </w:rPr>
+      </w:pPr>
+    </w:p>
+    <w:p>
+      <w:pPr>
+        <w:tabs>
+          <w:tab w:val="left" w:pos="993"/>
+        </w:tabs>
+        <w:spacing w:after="0" w:line="360" w:lineRule="auto"/>
+        <w:ind w:firstLine="709"/>
+        <w:contextualSpacing/>
+        <w:jc w:val="both"/>
+        <w:rPr>
+          <w:rFonts w:ascii="Times New Roman" w:hAnsi="Times New Roman" w:cs="Times New Roman"/>
+        </w:rPr>
+      </w:pPr>
+      <w:r>
+        <w:rPr>
+          <w:rFonts w:ascii="Times New Roman" w:hAnsi="Times New Roman" w:cs="Times New Roman"/>
+        </w:rPr>
+        <w:lastRenderedPageBreak/>
+        <w:t>Слайд 1</w:t>
+      </w:r>
+      <w:r>
+        <w:rPr>
+          <w:rFonts w:ascii="Times New Roman" w:hAnsi="Times New Roman" w:cs="Times New Roman"/>
+        </w:rPr>
+        <w:t>8</w:t>
+      </w:r>
+      <w:r>
+        <w:rPr>
+          <w:rFonts w:ascii="Times New Roman" w:hAnsi="Times New Roman" w:cs="Times New Roman"/>
+        </w:rPr>
+        <w:t>:</w:t>
+      </w:r>
+    </w:p>
+    <w:p>
+      <w:pPr>
+        <w:tabs>
+          <w:tab w:val="left" w:pos="993"/>
+        </w:tabs>
+        <w:spacing w:after="0" w:line="360" w:lineRule="auto"/>
+        <w:ind w:firstLine="709"/>
+        <w:contextualSpacing/>
         <w:jc w:val="both"/>
         <w:rPr>
           <w:rFonts w:ascii="Times New Roman" w:hAnsi="Times New Roman" w:cs="Times New Roman"/>
@@ -2218,48 +2403,53 @@
         <w:rPr>
           <w:rFonts w:ascii="Times New Roman" w:hAnsi="Times New Roman" w:cs="Times New Roman"/>
         </w:rPr>
-        <w:t xml:space="preserve">Разработанное ПО позволяет автоматизировать ключевые процессы: учёт клиентов и товаров, оформление продаж и контрактов, формирование отчётов и аналитики. Это повышает эффективность работы, снижает вероятность ошибок и даёт возможность </w:t>
-      </w:r>
-      <w:r>
-        <w:rPr>
-          <w:rFonts w:ascii="Times New Roman" w:hAnsi="Times New Roman" w:cs="Times New Roman"/>
-        </w:rPr>
-        <w:lastRenderedPageBreak/>
-        <w:t>принимать обоснованные управленческие решения. Таким образом, работа не только демонстрирует освоение теоретических знаний, но и представляет собой практический, применимый в реальных условиях инструмент для оптимизации бизнеса.</w:t>
-      </w:r>
-    </w:p>
-    <w:p>
-      <w:pPr>
-        <w:tabs>
-          <w:tab w:val="left" w:pos="993"/>
-        </w:tabs>
-        <w:spacing w:after="0" w:line="360" w:lineRule="auto"/>
-        <w:ind w:firstLine="709"/>
-        <w:contextualSpacing/>
-        <w:jc w:val="both"/>
-        <w:rPr>
-          <w:rFonts w:ascii="Times New Roman" w:hAnsi="Times New Roman" w:cs="Times New Roman"/>
-        </w:rPr>
-      </w:pPr>
-    </w:p>
-    <w:p>
-      <w:pPr>
-        <w:tabs>
-          <w:tab w:val="left" w:pos="993"/>
-        </w:tabs>
-        <w:spacing w:after="0" w:line="360" w:lineRule="auto"/>
-        <w:ind w:firstLine="709"/>
-        <w:contextualSpacing/>
-        <w:jc w:val="both"/>
-        <w:rPr>
-          <w:rFonts w:ascii="Times New Roman" w:hAnsi="Times New Roman" w:cs="Times New Roman"/>
-        </w:rPr>
-      </w:pPr>
-      <w:r>
-        <w:rPr>
-          <w:rFonts w:ascii="Times New Roman" w:hAnsi="Times New Roman" w:cs="Times New Roman"/>
-        </w:rPr>
-        <w:t xml:space="preserve">Слайд 18: </w:t>
+        <w:t>Разработанное ПО позволяет автоматизировать ключевые процессы: учёт клиентов и товаров, оформление продаж и контрактов, формирование отчётов и аналитики. Это повышает эффективность работы, снижает вероятность ошибок и даёт возможность принимать обоснованные управленческие решения. Таким образом, работа не только демонстрирует освоение теоретических знаний, но и представляет собой практический, применимый в реальных условиях инструмент для оптимизации бизнеса.</w:t>
+      </w:r>
+    </w:p>
+    <w:p>
+      <w:pPr>
+        <w:tabs>
+          <w:tab w:val="left" w:pos="993"/>
+        </w:tabs>
+        <w:spacing w:after="0" w:line="360" w:lineRule="auto"/>
+        <w:ind w:firstLine="709"/>
+        <w:contextualSpacing/>
+        <w:jc w:val="both"/>
+        <w:rPr>
+          <w:rFonts w:ascii="Times New Roman" w:hAnsi="Times New Roman" w:cs="Times New Roman"/>
+        </w:rPr>
+      </w:pPr>
+    </w:p>
+    <w:p>
+      <w:pPr>
+        <w:tabs>
+          <w:tab w:val="left" w:pos="993"/>
+        </w:tabs>
+        <w:spacing w:after="0" w:line="360" w:lineRule="auto"/>
+        <w:ind w:firstLine="709"/>
+        <w:contextualSpacing/>
+        <w:jc w:val="both"/>
+        <w:rPr>
+          <w:rFonts w:ascii="Times New Roman" w:hAnsi="Times New Roman" w:cs="Times New Roman"/>
+        </w:rPr>
+      </w:pPr>
+      <w:r>
+        <w:rPr>
+          <w:rFonts w:ascii="Times New Roman" w:hAnsi="Times New Roman" w:cs="Times New Roman"/>
+        </w:rPr>
+        <w:t>Слайд 1</w:t>
+      </w:r>
+      <w:r>
+        <w:rPr>
+          <w:rFonts w:ascii="Times New Roman" w:hAnsi="Times New Roman" w:cs="Times New Roman"/>
+        </w:rPr>
+        <w:t>9</w:t>
+      </w:r>
+      <w:r>
+        <w:rPr>
+          <w:rFonts w:ascii="Times New Roman" w:hAnsi="Times New Roman" w:cs="Times New Roman"/>
+        </w:rPr>
+        <w:t xml:space="preserve">: </w:t>
       </w:r>
     </w:p>
     <w:p>
